--- a/Paladin_Compliance_1.18_Governance_Operating_Philosophy_Institutional_Stewardship_and_System_Survivability.docx
+++ b/Paladin_Compliance_1.18_Governance_Operating_Philosophy_Institutional_Stewardship_and_System_Survivability.docx
@@ -16,7 +16,7 @@
         <w:keepNext w:val="0"/>
       </w:pPr>
       <w:r>
-        <w:t>This governance framework concludes its core doctrine by treating governance as an institutional system for preserving legitimacy, trust, accountability, and survivability under changing operating conditions. Governance is not the accumulation of policy artifacts, meeting structures, control inventories, or assurance language. Those instruments are useful only when they remain connected to evidence, authority, operational reality, and the institution's capacity to correct itself before confidence separates from fact.</w:t>
+        <w:t>This governance framework concludes its core doctrine by treating governance as an institutional system for preserving legitimacy, trust, accountability, and survivability under changing operating conditions. Governance is not the accumulation of policy artifacts, meeting structures, control inventories, or confidence language. Those instruments are useful only when they remain connected to evidence, authority, operational reality, and the institution's capacity to correct itself before confidence separates from fact.</w:t>
       </w:r>
     </w:p>
     <w:p>
@@ -106,7 +106,7 @@
         <w:keepNext w:val="0"/>
       </w:pPr>
       <w:r>
-        <w:t>Governance as institutional stewardship means that oversight exists to preserve the institution's ability to act responsibly under conditions of uncertainty. Stewardship is not passive custody of documents. It is the continuing discipline of ensuring that governance remains aligned with operational reality, that evidence remains capable of supporting decisions, that accountability remains traceable, that escalation remains meaningful, and that assurance remains bounded by what the institution can defend.</w:t>
+        <w:t>Governance as institutional stewardship means that oversight exists to preserve the institution's ability to act responsibly under conditions of uncertainty. Stewardship is not passive custody of documents. It is the continuing discipline of ensuring that governance remains aligned with operational reality, that evidence remains capable of supporting decisions, that accountability remains traceable, that escalation remains meaningful, and that confidence remains bounded by what the institution can defend.</w:t>
       </w:r>
     </w:p>
     <w:p>
@@ -115,7 +115,7 @@
         <w:keepNext w:val="0"/>
       </w:pPr>
       <w:r>
-        <w:t>Stewardship also requires restraint. Governance that expands without regard to operational consequence may create its own fragility. Excessive forms, redundant approvals, overlapping committees, and broad assurance statements can generate visibility while reducing clarity. A survivable system avoids unnecessary complexity because complexity becomes a future dependency. Governance must remain explainable to successor owners, reconstructable by reviewers, usable by operational teams, and credible to relying parties.</w:t>
+        <w:t>Stewardship also requires restraint. Governance that expands without regard to operational consequence may create its own fragility. Excessive forms, redundant approvals, overlapping committees, and broad confidence statements can generate visibility while reducing clarity. A survivable system avoids unnecessary complexity because complexity becomes a future dependency. Governance must remain explainable to successor owners, reconstructable by reviewers, usable by operational teams, and credible to relying parties.</w:t>
       </w:r>
     </w:p>
     <w:p>
@@ -389,7 +389,7 @@
                 <w:color w:val="2F3A4A"/>
                 <w:sz w:val="16"/>
               </w:rPr>
-              <w:t>Controls, forums, evidence, and escalation routes are kept only when they support decision, accountability, assurance, or survivability.</w:t>
+              <w:t>Controls, forums, evidence, and escalation routes are kept only when they support decision, accountability, confidence, or survivability.</w:t>
             </w:r>
           </w:p>
         </w:tc>
@@ -768,7 +768,7 @@
                 <w:color w:val="2F3A4A"/>
                 <w:sz w:val="16"/>
               </w:rPr>
-              <w:t>Bounded assurance</w:t>
+              <w:t>Bounded confidence</w:t>
             </w:r>
           </w:p>
         </w:tc>
@@ -1705,7 +1705,7 @@
                 <w:color w:val="2F3A4A"/>
                 <w:sz w:val="16"/>
               </w:rPr>
-              <w:t>Assurance statements are governed according to who may rely on them and what consequence reliance creates.</w:t>
+              <w:t>Confidence statements are governed according to who may rely on them and what consequence reliance creates.</w:t>
             </w:r>
           </w:p>
         </w:tc>
@@ -1789,7 +1789,7 @@
                 <w:color w:val="2F3A4A"/>
                 <w:sz w:val="16"/>
               </w:rPr>
-              <w:t>Attach ownership, limitation, review cadence, and withdrawal criteria to assurance-bearing language.</w:t>
+              <w:t>Attach ownership, limitation, review cadence, and withdrawal criteria to confidence-bearing language.</w:t>
             </w:r>
           </w:p>
         </w:tc>
@@ -1970,7 +1970,7 @@
         <w:keepNext w:val="0"/>
       </w:pPr>
       <w:r>
-        <w:t>A sustainable system is not one that prevents every exception. It is one that can detect exceptions, preserve accountability, decide proportional response, adjust control design, and qualify assurance when necessary. Sustainable governance does not depend on a single executive sponsor, a long-tenured coordinator, a hidden spreadsheet, or institutional memory that cannot survive turnover. It is designed so future operators can understand why the system exists and how it should change.</w:t>
+        <w:t>A sustainable system is not one that prevents every exception. It is one that can detect exceptions, preserve accountability, decide proportional response, adjust control design, and qualify confidence when necessary. Sustainable governance does not depend on a single executive sponsor, a long-tenured coordinator, a hidden spreadsheet, or institutional memory that cannot survive turnover. It is designed so future operators can understand why the system exists and how it should change.</w:t>
       </w:r>
     </w:p>
     <w:p>
@@ -4376,7 +4376,7 @@
                 <w:color w:val="2F3A4A"/>
                 <w:sz w:val="16"/>
               </w:rPr>
-              <w:t>Institutional governance becomes fragmented and difficult to assure externally.</w:t>
+              <w:t>Institutional governance becomes fragmented and difficult to reassure externally.</w:t>
             </w:r>
           </w:p>
         </w:tc>
@@ -4582,7 +4582,7 @@
                 <w:color w:val="2F3A4A"/>
                 <w:sz w:val="16"/>
               </w:rPr>
-              <w:t>Assurance without humility</w:t>
+              <w:t>Confidence without humility</w:t>
             </w:r>
           </w:p>
         </w:tc>
@@ -4694,7 +4694,7 @@
                 <w:color w:val="2F3A4A"/>
                 <w:sz w:val="16"/>
               </w:rPr>
-              <w:t>Require bounded assurance and visible qualification where evidence or scope is limited.</w:t>
+              <w:t>Require bounded confidence and visible qualification where evidence or scope is limited.</w:t>
             </w:r>
           </w:p>
         </w:tc>
@@ -5341,7 +5341,7 @@
                 <w:color w:val="2F3A4A"/>
                 <w:sz w:val="16"/>
               </w:rPr>
-              <w:t>Test whether governance outputs change decisions, escalation, evidence, or assurance.</w:t>
+              <w:t>Test whether governance outputs change decisions, escalation, evidence, or confidence.</w:t>
             </w:r>
           </w:p>
         </w:tc>
@@ -5486,7 +5486,7 @@
                 <w:color w:val="2F3A4A"/>
                 <w:sz w:val="16"/>
               </w:rPr>
-              <w:t>Map the process to authority, evidence, exception handling, and assurance implications.</w:t>
+              <w:t>Map the process to authority, evidence, exception handling, and confidence implications.</w:t>
             </w:r>
           </w:p>
         </w:tc>
@@ -5848,7 +5848,7 @@
                 <w:color w:val="2F3A4A"/>
                 <w:sz w:val="16"/>
               </w:rPr>
-              <w:t>Evidence-linked assurance</w:t>
+              <w:t>Evidence-linked confidence</w:t>
             </w:r>
           </w:p>
         </w:tc>
@@ -5932,7 +5932,7 @@
                 <w:color w:val="2F3A4A"/>
                 <w:sz w:val="16"/>
               </w:rPr>
-              <w:t>Assurance language survives after evidence freshness or population coverage changes.</w:t>
+              <w:t>Confidence language survives after evidence freshness or population coverage changes.</w:t>
             </w:r>
           </w:p>
         </w:tc>
@@ -5960,7 +5960,7 @@
                 <w:color w:val="2F3A4A"/>
                 <w:sz w:val="16"/>
               </w:rPr>
-              <w:t>Refresh, qualify, or withdraw assurance when evidence no longer supports reliance.</w:t>
+              <w:t>Refresh, qualify, or withdraw confidence when evidence no longer supports reliance.</w:t>
             </w:r>
           </w:p>
         </w:tc>
@@ -7220,7 +7220,7 @@
                 <w:color w:val="2F3A4A"/>
                 <w:sz w:val="16"/>
               </w:rPr>
-              <w:t>Operations change faster than governance mapping, control design, or assurance language.</w:t>
+              <w:t>Operations change faster than governance mapping, control design, or confidence language.</w:t>
             </w:r>
           </w:p>
         </w:tc>
@@ -7337,7 +7337,7 @@
                 <w:color w:val="2F3A4A"/>
                 <w:sz w:val="16"/>
               </w:rPr>
-              <w:t>Assurance without boundary</w:t>
+              <w:t>Confidence without boundary</w:t>
             </w:r>
           </w:p>
         </w:tc>
@@ -7485,7 +7485,7 @@
         <w:keepNext w:val="0"/>
       </w:pPr>
       <w:r>
-        <w:t>Long-horizon governance accepts that drift, fatigue, dependency growth, assurance overextension, and evidence decay will occur unless the system is designed to detect and correct them. The purpose of the framework is not to freeze the institution in an ideal governance state. The purpose is to preserve the ability to recalibrate when the institution changes.</w:t>
+        <w:t>Long-horizon governance accepts that drift, fatigue, dependency growth, confidence overextension, and evidence decay will occur unless the system is designed to detect and correct them. The purpose of the framework is not to freeze the institution in an ideal governance state. The purpose is to preserve the ability to recalibrate when the institution changes.</w:t>
       </w:r>
     </w:p>
     <w:p>
@@ -8241,7 +8241,7 @@
                 <w:color w:val="2F3A4A"/>
                 <w:sz w:val="16"/>
               </w:rPr>
-              <w:t>A migrated process can be traced through updated controls and assurance language.</w:t>
+              <w:t>A migrated process can be traced through updated controls and confidence language.</w:t>
             </w:r>
           </w:p>
         </w:tc>
@@ -8330,7 +8330,7 @@
                 <w:color w:val="2F3A4A"/>
                 <w:sz w:val="16"/>
               </w:rPr>
-              <w:t>Assurance is bounded, monitored, qualified, and corrected when support changes.</w:t>
+              <w:t>Confidence is bounded, monitored, qualified, and corrected when support changes.</w:t>
             </w:r>
           </w:p>
         </w:tc>
@@ -8898,7 +8898,7 @@
                 <w:color w:val="2F3A4A"/>
                 <w:sz w:val="16"/>
               </w:rPr>
-              <w:t>Assurance overhang</w:t>
+              <w:t>Confidence overhang</w:t>
             </w:r>
           </w:p>
         </w:tc>
@@ -9010,7 +9010,7 @@
                 <w:color w:val="2F3A4A"/>
                 <w:sz w:val="16"/>
               </w:rPr>
-              <w:t>Representation inventory and change-triggered assurance review.</w:t>
+              <w:t>Representation inventory and change-triggered confidence review.</w:t>
             </w:r>
           </w:p>
         </w:tc>
@@ -9807,7 +9807,7 @@
                 <w:color w:val="2F3A4A"/>
                 <w:sz w:val="16"/>
               </w:rPr>
-              <w:t>Correctable assurance</w:t>
+              <w:t>Correctable confidence</w:t>
             </w:r>
           </w:p>
         </w:tc>
@@ -9891,7 +9891,7 @@
                 <w:color w:val="2F3A4A"/>
                 <w:sz w:val="16"/>
               </w:rPr>
-              <w:t>Assurance language is reused from old responses.</w:t>
+              <w:t>Confidence language is reused from old responses.</w:t>
             </w:r>
           </w:p>
         </w:tc>
@@ -10543,7 +10543,7 @@
                 <w:color w:val="2F3A4A"/>
                 <w:sz w:val="16"/>
               </w:rPr>
-              <w:t>Transition reviews that transfer rationale, dependencies, open issues, and assurance obligations.</w:t>
+              <w:t>Transition reviews that transfer rationale, dependencies, open issues, and confidence obligations.</w:t>
             </w:r>
           </w:p>
         </w:tc>
@@ -11039,7 +11039,7 @@
                 <w:color w:val="2F3A4A"/>
                 <w:sz w:val="16"/>
               </w:rPr>
-              <w:t>Prevents assurance statements from drifting away from evidence and authority.</w:t>
+              <w:t>Prevents confidence statements from drifting away from evidence and authority.</w:t>
             </w:r>
           </w:p>
         </w:tc>
@@ -11150,7 +11150,7 @@
         <w:keepNext w:val="0"/>
       </w:pPr>
       <w:r>
-        <w:t>Governance humility is the disciplined recognition that governance systems can be wrong about themselves. They can monitor the wrong signals, preserve the wrong artifacts, rely on the wrong assumptions, overstate assurance, normalize exceptions, or mistake successful operations for governed operations. Humility is not hesitation. It is the basis for reassessment, challenge, and credible correction.</w:t>
+        <w:t>Governance humility is the disciplined recognition that governance systems can be wrong about themselves. They can monitor the wrong signals, preserve the wrong artifacts, rely on the wrong assumptions, overstate confidence, normalize exceptions, or mistake successful operations for governed operations. Humility is not hesitation. It is the basis for reassessment, challenge, and credible correction.</w:t>
       </w:r>
     </w:p>
     <w:p>
@@ -11159,7 +11159,7 @@
         <w:keepNext w:val="0"/>
       </w:pPr>
       <w:r>
-        <w:t>Coherence is preserved when reassessment strengthens the system rather than producing disconnected local reactions. The institution must be willing to correct evidence requirements, escalation pathways, control design, assurance language, monitoring logic, and forum authority while maintaining a common governance architecture. The framework remains durable when adaptation is governed rather than improvised.</w:t>
+        <w:t>Coherence is preserved when reassessment strengthens the system rather than producing disconnected local reactions. The institution must be willing to correct evidence requirements, escalation pathways, control design, confidence language, monitoring logic, and forum authority while maintaining a common governance architecture. The framework remains durable when adaptation is governed rather than improvised.</w:t>
       </w:r>
     </w:p>
     <w:p>
@@ -11686,7 +11686,7 @@
                 <w:color w:val="2F3A4A"/>
                 <w:sz w:val="16"/>
               </w:rPr>
-              <w:t>Preserves trust by preventing unresolved uncertainty from becoming implied assurance.</w:t>
+              <w:t>Preserves trust by preventing unresolved uncertainty from becoming implied confidence.</w:t>
             </w:r>
           </w:p>
         </w:tc>
@@ -12361,7 +12361,7 @@
                 <w:color w:val="2F3A4A"/>
                 <w:sz w:val="16"/>
               </w:rPr>
-              <w:t>Assurance becomes difficult to defend because support does not match activity.</w:t>
+              <w:t>Confidence becomes difficult to defend because support does not match activity.</w:t>
             </w:r>
           </w:p>
         </w:tc>
@@ -12567,7 +12567,7 @@
                 <w:color w:val="2F3A4A"/>
                 <w:sz w:val="16"/>
               </w:rPr>
-              <w:t>Evidence-to-assurance alignment</w:t>
+              <w:t>Evidence-to-confidence alignment</w:t>
             </w:r>
           </w:p>
         </w:tc>
@@ -12623,7 +12623,7 @@
                 <w:color w:val="2F3A4A"/>
                 <w:sz w:val="16"/>
               </w:rPr>
-              <w:t>Broad assurance relies on narrow or stale evidence.</w:t>
+              <w:t>Broad confidence relies on narrow or stale evidence.</w:t>
             </w:r>
           </w:p>
         </w:tc>
@@ -13504,7 +13504,7 @@
                 <w:color w:val="2F3A4A"/>
                 <w:sz w:val="16"/>
               </w:rPr>
-              <w:t>Change events trigger reassessment of controls, evidence, authority, monitoring, and assurance.</w:t>
+              <w:t>Change events trigger reassessment of controls, evidence, authority, monitoring, and confidence.</w:t>
             </w:r>
           </w:p>
         </w:tc>
@@ -13649,7 +13649,7 @@
                 <w:color w:val="2F3A4A"/>
                 <w:sz w:val="16"/>
               </w:rPr>
-              <w:t>Assurance is explicitly tied to scope, evidence, freshness, and limitation.</w:t>
+              <w:t>Confidence is explicitly tied to scope, evidence, freshness, and limitation.</w:t>
             </w:r>
           </w:p>
         </w:tc>
@@ -13905,7 +13905,7 @@
         <w:keepNext w:val="0"/>
       </w:pPr>
       <w:r>
-        <w:t>Governance under this framework shall be operated as institutional stewardship. The purpose of governance is to preserve legitimate, evidence-supported, accountable, adaptive, and defensible institutional action over time. Governance mechanisms shall be maintained only to the extent that they support decision quality, control relevance, evidence integrity, escalation discipline, accountability continuity, assurance boundaries, monitoring capability, or system survivability.</w:t>
+        <w:t>Governance under this framework shall be operated as institutional stewardship. The purpose of governance is to preserve legitimate, evidence-supported, accountable, adaptive, and defensible institutional action over time. Governance mechanisms shall be maintained only to the extent that they support decision quality, control relevance, evidence integrity, escalation discipline, accountability continuity, confidence boundaries, monitoring capability, or system survivability.</w:t>
       </w:r>
     </w:p>
     <w:p>
@@ -13914,7 +13914,7 @@
         <w:keepNext w:val="0"/>
       </w:pPr>
       <w:r>
-        <w:t>Organizations implementing this framework shall preserve the relationship between governance and operational reality. Governance artifacts, forums, controls, evidence packages, representations, dashboards, maturity narratives, and assurance statements shall be periodically tested against practiced workflows, current dependencies, actual authority, evidence freshness, AI-assisted process influence, and external reliance conditions. Documentation shall not substitute for stewardship when documented order no longer reflects operational behavior.</w:t>
+        <w:t>Organizations implementing this framework shall preserve the relationship between governance and operational reality. Governance artifacts, forums, controls, evidence packages, representations, dashboards, maturity narratives, and confidence statements shall be periodically tested against practiced workflows, current dependencies, actual authority, evidence freshness, AI-assisted process influence, and external reliance conditions. Documentation shall not substitute for stewardship when documented order no longer reflects operational behavior.</w:t>
       </w:r>
     </w:p>
     <w:p>
@@ -13923,7 +13923,7 @@
         <w:keepNext w:val="0"/>
       </w:pPr>
       <w:r>
-        <w:t>Institutional stewardship shall require proportionality. Governance intensity shall be calibrated to consequence, uncertainty, reliance, exposure, and change. Excessive governance complexity shall be treated as a survivability risk when it encourages bypass, obscures accountability, saturates review capacity, or makes the system dependent on specialized institutional memory. Insufficient governance shall be treated as a survivability risk when it permits unmanaged discretion, weak evidence, implicit assurance, or unreconstructable decisions.</w:t>
+        <w:t>Institutional stewardship shall require proportionality. Governance intensity shall be calibrated to consequence, uncertainty, reliance, exposure, and change. Excessive governance complexity shall be treated as a survivability risk when it encourages bypass, obscures accountability, saturates review capacity, or makes the system dependent on specialized institutional memory. Insufficient governance shall be treated as a survivability risk when it permits unmanaged discretion, weak evidence, implicit confidence, or unreconstructable decisions.</w:t>
       </w:r>
     </w:p>
     <w:p>
@@ -13932,7 +13932,7 @@
         <w:keepNext w:val="0"/>
       </w:pPr>
       <w:r>
-        <w:t>Governance legitimacy shall depend on traceable authority and evidence-linked accountability. A governance decision, approval, escalation, attestation, qualification, or assurance position shall be capable of later reconstruction. The record shall show what was decided, who had authority, what evidence supported the position, what limitations were known, what exposure remained, and what conditions would require reassessment.</w:t>
+        <w:t>Governance legitimacy shall depend on traceable authority and evidence-linked accountability. A governance decision, approval, escalation, attestation, qualification, or confidence position shall be capable of later reconstruction. The record shall show what was decided, who had authority, what evidence supported the position, what limitations were known, what exposure remained, and what conditions would require reassessment.</w:t>
       </w:r>
     </w:p>
     <w:p>
@@ -13941,7 +13941,7 @@
         <w:keepNext w:val="0"/>
       </w:pPr>
       <w:r>
-        <w:t>Governance assurance shall remain bounded by evidence, scope, freshness, and limitation. Trust is preserved when confidence is calibrated rather than exaggerated. External reliance, public posture, executive reporting, customer-facing representations, investor narratives, and partner assurances shall not be allowed to outlive the evidence and authority that support them. Where uncertainty is material, qualification shall be treated as a discipline of trust preservation rather than a weakness in governance posture.</w:t>
+        <w:t>Governance confidence shall remain bounded by evidence, scope, freshness, and limitation. Trust is preserved when confidence is calibrated rather than exaggerated. External reliance, public posture, executive reporting, customer-facing representations, investor narratives, and partner confidence statements shall not be allowed to outlive the evidence and authority that support them. Where uncertainty is material, qualification shall be treated as a discipline of trust preservation rather than a weakness in governance posture.</w:t>
       </w:r>
     </w:p>
     <w:p>
@@ -13950,7 +13950,7 @@
         <w:keepNext w:val="0"/>
       </w:pPr>
       <w:r>
-        <w:t>Governance adaptation shall be controlled without being rigid. Change in systems, vendors, workflows, staffing, organizational structure, AI-assisted processes, customer reliance, or operating scale shall trigger reassessment of control design, evidence requirements, escalation pathways, monitoring coverage, ownership mappings, and assurance language. Adaptation shall preserve coherence by updating the governance architecture rather than layering exceptions until the system becomes historically cluttered and operationally unclear.</w:t>
+        <w:t>Governance adaptation shall be controlled without being rigid. Change in systems, vendors, workflows, staffing, organizational structure, AI-assisted processes, customer reliance, or operating scale shall trigger reassessment of control design, evidence requirements, escalation pathways, monitoring coverage, ownership mappings, and confidence language. Adaptation shall preserve coherence by updating the governance architecture rather than layering exceptions until the system becomes historically cluttered and operationally unclear.</w:t>
       </w:r>
     </w:p>
     <w:p>
